--- a/連接Netlify的form.docx
+++ b/連接Netlify的form.docx
@@ -982,7 +982,7 @@
           </mc:Choice>
           <mc:Fallback>
             <w:pict>
-              <v:oval w14:anchorId="6EB6E286" id="橢圓 1" o:spid="_x0000_s1026" style="position:absolute;margin-left:67.4pt;margin-top:41.25pt;width:63.55pt;height:14.1pt;z-index:251659264;visibility:visible;mso-wrap-style:square;mso-wrap-distance-left:9pt;mso-wrap-distance-top:0;mso-wrap-distance-right:9pt;mso-wrap-distance-bottom:0;mso-position-horizontal:absolute;mso-position-horizontal-relative:text;mso-position-vertical:absolute;mso-position-vertical-relative:text;v-text-anchor:middle" o:gfxdata="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" filled="f" strokecolor="#e00" strokeweight="1pt">
+              <v:oval w14:anchorId="27B7752D" id="橢圓 1" o:spid="_x0000_s1026" style="position:absolute;margin-left:67.4pt;margin-top:41.25pt;width:63.55pt;height:14.1pt;z-index:251659264;visibility:visible;mso-wrap-style:square;mso-wrap-distance-left:9pt;mso-wrap-distance-top:0;mso-wrap-distance-right:9pt;mso-wrap-distance-bottom:0;mso-position-horizontal:absolute;mso-position-horizontal-relative:text;mso-position-vertical:absolute;mso-position-vertical-relative:text;v-text-anchor:middle" o:gfxdata="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" filled="f" strokecolor="#e00" strokeweight="1pt">
                 <v:stroke joinstyle="miter"/>
               </v:oval>
             </w:pict>
@@ -1205,11 +1205,6 @@
     </w:p>
     <w:p/>
     <w:p>
-      <w:pPr>
-        <w:rPr>
-          <w:rFonts w:hint="eastAsia"/>
-        </w:rPr>
-      </w:pPr>
       <w:r>
         <w:rPr>
           <w:rFonts w:hint="eastAsia"/>
@@ -1289,6 +1284,976 @@
           </wp:inline>
         </w:drawing>
       </w:r>
+    </w:p>
+    <w:p>
+      <w:r>
+        <w:rPr>
+          <w:rFonts w:hint="eastAsia"/>
+        </w:rPr>
+        <w:t>更新程式碼</w:t>
+      </w:r>
+      <w:r>
+        <w:rPr>
+          <w:rFonts w:hint="eastAsia"/>
+        </w:rPr>
+        <w:t>:</w:t>
+      </w:r>
+    </w:p>
+    <w:p>
+      <w:r>
+        <w:t>     {/* Contact Section */}</w:t>
+      </w:r>
+    </w:p>
+    <w:p>
+      <w:r>
+        <w:t>      &lt;section id="contact" className="py-20 bg-gradient-to-b from-gray-50 to-white"&gt;</w:t>
+      </w:r>
+    </w:p>
+    <w:p>
+      <w:r>
+        <w:t>        &lt;div className="max-w-4xl mx-auto px-4 sm:px-6 lg:px-8"&gt;</w:t>
+      </w:r>
+    </w:p>
+    <w:p>
+      <w:r>
+        <w:t>          &lt;div className="text-center mb-12"&gt;</w:t>
+      </w:r>
+    </w:p>
+    <w:p>
+      <w:r>
+        <w:t>            &lt;h2 className="text-4xl font-bold text-gray-900 mb-4"&gt;</w:t>
+      </w:r>
+      <w:r>
+        <w:t>聯絡我們</w:t>
+      </w:r>
+      <w:r>
+        <w:lastRenderedPageBreak/>
+        <w:t>&lt;/h2&gt;</w:t>
+      </w:r>
+    </w:p>
+    <w:p>
+      <w:r>
+        <w:t>            &lt;p className="text-xl text-gray-600"&gt;</w:t>
+      </w:r>
+    </w:p>
+    <w:p>
+      <w:r>
+        <w:t xml:space="preserve">              </w:t>
+      </w:r>
+      <w:r>
+        <w:t>有任何問題或建議？歡迎與我們聯繫</w:t>
+      </w:r>
+    </w:p>
+    <w:p>
+      <w:r>
+        <w:t>            &lt;/p&gt;</w:t>
+      </w:r>
+    </w:p>
+    <w:p>
+      <w:r>
+        <w:t>          &lt;/div&gt;</w:t>
+      </w:r>
+    </w:p>
+    <w:p/>
+    <w:p>
+      <w:r>
+        <w:t>          &lt;div className="bg-white rounded-2xl shadow-xl p-8 md:p-12"&gt;</w:t>
+      </w:r>
+    </w:p>
+    <w:p>
+      <w:r>
+        <w:t xml:space="preserve">            &lt;form </w:t>
+      </w:r>
+    </w:p>
+    <w:p>
+      <w:r>
+        <w:t xml:space="preserve">              name="contact" </w:t>
+      </w:r>
+    </w:p>
+    <w:p>
+      <w:r>
+        <w:t xml:space="preserve">              method="POST" </w:t>
+      </w:r>
+    </w:p>
+    <w:p>
+      <w:r>
+        <w:t>              data-netlify="true"</w:t>
+      </w:r>
+    </w:p>
+    <w:p>
+      <w:r>
+        <w:t>              netlify-honeypot="bot-field"</w:t>
+      </w:r>
+    </w:p>
+    <w:p>
+      <w:r>
+        <w:t>              className="space-y-6"</w:t>
+      </w:r>
+    </w:p>
+    <w:p>
+      <w:r>
+        <w:t>              onSubmit={(e) =&gt; {</w:t>
+      </w:r>
+    </w:p>
+    <w:p>
+      <w:r>
+        <w:t>                e.preventDefault();</w:t>
+      </w:r>
+    </w:p>
+    <w:p>
+      <w:r>
+        <w:t>                const form = e.currentTarget;</w:t>
+      </w:r>
+    </w:p>
+    <w:p>
+      <w:r>
+        <w:t>                fetch('/', {</w:t>
+      </w:r>
+    </w:p>
+    <w:p>
+      <w:r>
+        <w:t>                  method: 'POST',</w:t>
+      </w:r>
+    </w:p>
+    <w:p>
+      <w:r>
+        <w:t>                  headers: { 'Content-Type': 'application/x-www-form-urlencoded' },</w:t>
+      </w:r>
+    </w:p>
+    <w:p>
+      <w:r>
+        <w:t>                  body: new URLSearchParams(new FormData(form) as any).toString()</w:t>
+      </w:r>
+    </w:p>
+    <w:p>
+      <w:r>
+        <w:t>                })</w:t>
+      </w:r>
+    </w:p>
+    <w:p>
+      <w:r>
+        <w:t>                .then(() =&gt; {</w:t>
+      </w:r>
+    </w:p>
+    <w:p>
+      <w:r>
+        <w:t>                  setShowSuccessModal(true);</w:t>
+      </w:r>
+    </w:p>
+    <w:p>
+      <w:r>
+        <w:lastRenderedPageBreak/>
+        <w:t>                  form.reset();</w:t>
+      </w:r>
+    </w:p>
+    <w:p>
+      <w:r>
+        <w:t>                })</w:t>
+      </w:r>
+    </w:p>
+    <w:p>
+      <w:r>
+        <w:t>                .catch(() =&gt; alert('</w:t>
+      </w:r>
+      <w:r>
+        <w:t>提交失敗，請稍後再試</w:t>
+      </w:r>
+      <w:r>
+        <w:t>'));</w:t>
+      </w:r>
+    </w:p>
+    <w:p>
+      <w:r>
+        <w:t>              }}</w:t>
+      </w:r>
+    </w:p>
+    <w:p>
+      <w:r>
+        <w:t>            &gt;</w:t>
+      </w:r>
+    </w:p>
+    <w:p>
+      <w:r>
+        <w:t>              {/* Hidden input for Netlify */}</w:t>
+      </w:r>
+    </w:p>
+    <w:p>
+      <w:r>
+        <w:t>              &lt;input type="hidden" name="form-name" value="contact" /&gt;</w:t>
+      </w:r>
+    </w:p>
+    <w:p>
+      <w:r>
+        <w:t xml:space="preserve">              </w:t>
+      </w:r>
+    </w:p>
+    <w:p>
+      <w:r>
+        <w:t>              {/* Honeypot field for spam protection */}</w:t>
+      </w:r>
+    </w:p>
+    <w:p>
+      <w:r>
+        <w:t>              &lt;p className="hidden"&gt;</w:t>
+      </w:r>
+    </w:p>
+    <w:p>
+      <w:r>
+        <w:t>                &lt;label&gt;</w:t>
+      </w:r>
+    </w:p>
+    <w:p>
+      <w:r>
+        <w:t>                  Don't fill this out if you're human: &lt;input name="bot-field" /&gt;</w:t>
+      </w:r>
+    </w:p>
+    <w:p>
+      <w:r>
+        <w:t>                &lt;/label&gt;</w:t>
+      </w:r>
+    </w:p>
+    <w:p>
+      <w:r>
+        <w:t>              &lt;/p&gt;</w:t>
+      </w:r>
+    </w:p>
+    <w:p/>
+    <w:p>
+      <w:r>
+        <w:t>              &lt;div className="grid grid-cols-1 md:grid-cols-2 gap-6"&gt;</w:t>
+      </w:r>
+    </w:p>
+    <w:p>
+      <w:r>
+        <w:t>                &lt;div&gt;</w:t>
+      </w:r>
+    </w:p>
+    <w:p>
+      <w:r>
+        <w:t>                  &lt;label htmlFor="name" className="block text-sm font-medium text-gray-700 mb-2"&gt;</w:t>
+      </w:r>
+    </w:p>
+    <w:p>
+      <w:r>
+        <w:t xml:space="preserve">                    </w:t>
+      </w:r>
+      <w:r>
+        <w:t>姓名</w:t>
+      </w:r>
+      <w:r>
+        <w:t xml:space="preserve"> *</w:t>
+      </w:r>
+    </w:p>
+    <w:p>
+      <w:r>
+        <w:t>                  &lt;/label&gt;</w:t>
+      </w:r>
+    </w:p>
+    <w:p>
+      <w:r>
+        <w:t>                  &lt;input</w:t>
+      </w:r>
+    </w:p>
+    <w:p>
+      <w:r>
+        <w:t>                    type="text"</w:t>
+      </w:r>
+    </w:p>
+    <w:p>
+      <w:r>
+        <w:t>                    id="name"</w:t>
+      </w:r>
+    </w:p>
+    <w:p>
+      <w:r>
+        <w:lastRenderedPageBreak/>
+        <w:t>                    name="name"</w:t>
+      </w:r>
+    </w:p>
+    <w:p>
+      <w:r>
+        <w:t>                    required</w:t>
+      </w:r>
+    </w:p>
+    <w:p>
+      <w:r>
+        <w:t>                    className="w-full px-4 py-3 border border-gray-300 rounded-lg focus:ring-2 focus:ring-amber-500 focus:border-transparent transition-all"</w:t>
+      </w:r>
+    </w:p>
+    <w:p>
+      <w:r>
+        <w:t>                    placeholder="</w:t>
+      </w:r>
+      <w:r>
+        <w:t>請輸入您的姓名</w:t>
+      </w:r>
+      <w:r>
+        <w:t>"</w:t>
+      </w:r>
+    </w:p>
+    <w:p>
+      <w:r>
+        <w:t>                  /&gt;</w:t>
+      </w:r>
+    </w:p>
+    <w:p>
+      <w:r>
+        <w:t>                &lt;/div&gt;</w:t>
+      </w:r>
+    </w:p>
+    <w:p/>
+    <w:p>
+      <w:r>
+        <w:t>                &lt;div&gt;</w:t>
+      </w:r>
+    </w:p>
+    <w:p>
+      <w:r>
+        <w:t>                  &lt;label htmlFor="email" className="block text-sm font-medium text-gray-700 mb-2"&gt;</w:t>
+      </w:r>
+    </w:p>
+    <w:p>
+      <w:r>
+        <w:t xml:space="preserve">                    </w:t>
+      </w:r>
+      <w:r>
+        <w:t>電子郵件</w:t>
+      </w:r>
+      <w:r>
+        <w:t xml:space="preserve"> *</w:t>
+      </w:r>
+    </w:p>
+    <w:p>
+      <w:r>
+        <w:t>                  &lt;/label&gt;</w:t>
+      </w:r>
+    </w:p>
+    <w:p>
+      <w:r>
+        <w:t>                  &lt;input</w:t>
+      </w:r>
+    </w:p>
+    <w:p>
+      <w:r>
+        <w:t>                    type="email"</w:t>
+      </w:r>
+    </w:p>
+    <w:p>
+      <w:r>
+        <w:t>                    id="email"</w:t>
+      </w:r>
+    </w:p>
+    <w:p>
+      <w:r>
+        <w:t>                    name="email"</w:t>
+      </w:r>
+    </w:p>
+    <w:p>
+      <w:r>
+        <w:t>                    required</w:t>
+      </w:r>
+    </w:p>
+    <w:p>
+      <w:r>
+        <w:t>                    className="w-full px-4 py-3 border border-gray-300 rounded-lg focus:ring-2 focus:ring-amber-500 focus:border-transparent transition-all"</w:t>
+      </w:r>
+    </w:p>
+    <w:p>
+      <w:r>
+        <w:t>                    placeholder="your@email.com"</w:t>
+      </w:r>
+    </w:p>
+    <w:p>
+      <w:r>
+        <w:t>                  /&gt;</w:t>
+      </w:r>
+    </w:p>
+    <w:p>
+      <w:r>
+        <w:t>                &lt;/div&gt;</w:t>
+      </w:r>
+    </w:p>
+    <w:p>
+      <w:r>
+        <w:lastRenderedPageBreak/>
+        <w:t>              &lt;/div&gt;</w:t>
+      </w:r>
+    </w:p>
+    <w:p/>
+    <w:p>
+      <w:r>
+        <w:t>              &lt;div&gt;</w:t>
+      </w:r>
+    </w:p>
+    <w:p>
+      <w:r>
+        <w:t>                &lt;label htmlFor="phone" className="block text-sm font-medium text-gray-700 mb-2"&gt;</w:t>
+      </w:r>
+    </w:p>
+    <w:p>
+      <w:r>
+        <w:t xml:space="preserve">                  </w:t>
+      </w:r>
+      <w:r>
+        <w:t>電話號碼</w:t>
+      </w:r>
+    </w:p>
+    <w:p>
+      <w:r>
+        <w:t>                &lt;/label&gt;</w:t>
+      </w:r>
+    </w:p>
+    <w:p>
+      <w:r>
+        <w:t>                &lt;input</w:t>
+      </w:r>
+    </w:p>
+    <w:p>
+      <w:r>
+        <w:t>                  type="tel"</w:t>
+      </w:r>
+    </w:p>
+    <w:p>
+      <w:r>
+        <w:t>                  id="phone"</w:t>
+      </w:r>
+    </w:p>
+    <w:p>
+      <w:r>
+        <w:t>                  name="phone"</w:t>
+      </w:r>
+    </w:p>
+    <w:p>
+      <w:r>
+        <w:t>                  className="w-full px-4 py-3 border border-gray-300 rounded-lg focus:ring-2 focus:ring-amber-500 focus:border-transparent transition-all"</w:t>
+      </w:r>
+    </w:p>
+    <w:p>
+      <w:r>
+        <w:t>                  placeholder="0912-345-678"</w:t>
+      </w:r>
+    </w:p>
+    <w:p>
+      <w:r>
+        <w:t>                /&gt;</w:t>
+      </w:r>
+    </w:p>
+    <w:p>
+      <w:r>
+        <w:t>              &lt;/div&gt;</w:t>
+      </w:r>
+    </w:p>
+    <w:p/>
+    <w:p>
+      <w:r>
+        <w:t>              &lt;div&gt;</w:t>
+      </w:r>
+    </w:p>
+    <w:p>
+      <w:r>
+        <w:t>                &lt;label htmlFor="subject" className="block text-sm font-medium text-gray-700 mb-2"&gt;</w:t>
+      </w:r>
+    </w:p>
+    <w:p>
+      <w:r>
+        <w:t xml:space="preserve">                  </w:t>
+      </w:r>
+      <w:r>
+        <w:t>主旨</w:t>
+      </w:r>
+      <w:r>
+        <w:t xml:space="preserve"> *</w:t>
+      </w:r>
+    </w:p>
+    <w:p>
+      <w:r>
+        <w:t>                &lt;/label&gt;</w:t>
+      </w:r>
+    </w:p>
+    <w:p>
+      <w:r>
+        <w:t>                &lt;input</w:t>
+      </w:r>
+    </w:p>
+    <w:p>
+      <w:r>
+        <w:t>                  type="text"</w:t>
+      </w:r>
+    </w:p>
+    <w:p>
+      <w:r>
+        <w:t>                  id="subject"</w:t>
+      </w:r>
+    </w:p>
+    <w:p>
+      <w:r>
+        <w:lastRenderedPageBreak/>
+        <w:t>                  name="subject"</w:t>
+      </w:r>
+    </w:p>
+    <w:p>
+      <w:r>
+        <w:t>                  required</w:t>
+      </w:r>
+    </w:p>
+    <w:p>
+      <w:r>
+        <w:t>                  className="w-full px-4 py-3 border border-gray-300 rounded-lg focus:ring-2 focus:ring-amber-500 focus:border-transparent transition-all"</w:t>
+      </w:r>
+    </w:p>
+    <w:p>
+      <w:r>
+        <w:t>                  placeholder="</w:t>
+      </w:r>
+      <w:r>
+        <w:t>請輸入主旨</w:t>
+      </w:r>
+      <w:r>
+        <w:t>"</w:t>
+      </w:r>
+    </w:p>
+    <w:p>
+      <w:r>
+        <w:t>                /&gt;</w:t>
+      </w:r>
+    </w:p>
+    <w:p>
+      <w:r>
+        <w:t>              &lt;/div&gt;</w:t>
+      </w:r>
+    </w:p>
+    <w:p/>
+    <w:p>
+      <w:r>
+        <w:t>              &lt;div&gt;</w:t>
+      </w:r>
+    </w:p>
+    <w:p>
+      <w:r>
+        <w:t>                &lt;label htmlFor="message" className="block text-sm font-medium text-gray-700 mb-2"&gt;</w:t>
+      </w:r>
+    </w:p>
+    <w:p>
+      <w:r>
+        <w:t xml:space="preserve">                  </w:t>
+      </w:r>
+      <w:r>
+        <w:t>訊息內容</w:t>
+      </w:r>
+      <w:r>
+        <w:t xml:space="preserve"> *</w:t>
+      </w:r>
+    </w:p>
+    <w:p>
+      <w:r>
+        <w:t>                &lt;/label&gt;</w:t>
+      </w:r>
+    </w:p>
+    <w:p>
+      <w:r>
+        <w:t>                &lt;textarea</w:t>
+      </w:r>
+    </w:p>
+    <w:p>
+      <w:r>
+        <w:t>                  id="message"</w:t>
+      </w:r>
+    </w:p>
+    <w:p>
+      <w:r>
+        <w:t>                  name="message"</w:t>
+      </w:r>
+    </w:p>
+    <w:p>
+      <w:r>
+        <w:t>                  rows={6}</w:t>
+      </w:r>
+    </w:p>
+    <w:p>
+      <w:r>
+        <w:t>                  required</w:t>
+      </w:r>
+    </w:p>
+    <w:p>
+      <w:r>
+        <w:t>                  className="w-full px-4 py-3 border border-gray-300 rounded-lg focus:ring-2 focus:ring-amber-500 focus:border-transparent transition-all resize-none"</w:t>
+      </w:r>
+    </w:p>
+    <w:p>
+      <w:r>
+        <w:t>                  placeholder="</w:t>
+      </w:r>
+      <w:r>
+        <w:t>請輸入您的訊息</w:t>
+      </w:r>
+      <w:r>
+        <w:t>..."</w:t>
+      </w:r>
+    </w:p>
+    <w:p>
+      <w:r>
+        <w:t>                &gt;&lt;/textarea&gt;</w:t>
+      </w:r>
+    </w:p>
+    <w:p>
+      <w:r>
+        <w:t>              &lt;/div&gt;</w:t>
+      </w:r>
+    </w:p>
+    <w:p/>
+    <w:p>
+      <w:r>
+        <w:lastRenderedPageBreak/>
+        <w:t>              &lt;button</w:t>
+      </w:r>
+    </w:p>
+    <w:p>
+      <w:r>
+        <w:t>                type="submit"</w:t>
+      </w:r>
+    </w:p>
+    <w:p>
+      <w:r>
+        <w:t>                className="w-full bg-amber-600 hover:bg-amber-700 text-white px-8 py-4 rounded-lg font-semibold text-lg transition-all duration-300 transform hover:scale-105 shadow-lg hover:shadow-xl"</w:t>
+      </w:r>
+    </w:p>
+    <w:p>
+      <w:r>
+        <w:t>              &gt;</w:t>
+      </w:r>
+    </w:p>
+    <w:p>
+      <w:r>
+        <w:t xml:space="preserve">                </w:t>
+      </w:r>
+      <w:r>
+        <w:t>送出訊息</w:t>
+      </w:r>
+    </w:p>
+    <w:p>
+      <w:r>
+        <w:t>              &lt;/button&gt;</w:t>
+      </w:r>
+    </w:p>
+    <w:p>
+      <w:r>
+        <w:t>            &lt;/form&gt;</w:t>
+      </w:r>
+    </w:p>
+    <w:p>
+      <w:r>
+        <w:t>          &lt;/div&gt;</w:t>
+      </w:r>
+    </w:p>
+    <w:p>
+      <w:r>
+        <w:t>        &lt;/div&gt;</w:t>
+      </w:r>
+    </w:p>
+    <w:p>
+      <w:r>
+        <w:t>      &lt;/section&gt;</w:t>
+      </w:r>
+    </w:p>
+    <w:p/>
+    <w:p>
+      <w:r>
+        <w:t>      {/* Success Modal */}</w:t>
+      </w:r>
+    </w:p>
+    <w:p>
+      <w:r>
+        <w:t>      {showSuccessModal &amp;&amp; (</w:t>
+      </w:r>
+    </w:p>
+    <w:p>
+      <w:r>
+        <w:t>        &lt;div className="fixed inset-0 bg-black bg-opacity-50 flex items-center justify-center z-50 p-4"&gt;</w:t>
+      </w:r>
+    </w:p>
+    <w:p>
+      <w:r>
+        <w:t>          &lt;div className="bg-white rounded-2xl shadow-2xl max-w-md w-full p-8 transform transition-all"&gt;</w:t>
+      </w:r>
+    </w:p>
+    <w:p>
+      <w:r>
+        <w:t>            &lt;div className="text-center"&gt;</w:t>
+      </w:r>
+    </w:p>
+    <w:p>
+      <w:r>
+        <w:t>              &lt;div className="mx-auto flex items-center justify-center h-16 w-16 rounded-full bg-green-100 mb-4"&gt;</w:t>
+      </w:r>
+    </w:p>
+    <w:p>
+      <w:r>
+        <w:t>                &lt;svg className="h-10 w-10 text-green-600" fill="none" stroke="currentColor" viewBox="0 0 24 24"&gt;</w:t>
+      </w:r>
+    </w:p>
+    <w:p>
+      <w:r>
+        <w:t>                  &lt;path strokeLinecap="round" strokeLinejoin="round" strokeWidth="2" d="M5 13l4 4L19 7"&gt;&lt;/path&gt;</w:t>
+      </w:r>
+    </w:p>
+    <w:p>
+      <w:r>
+        <w:lastRenderedPageBreak/>
+        <w:t>                &lt;/svg&gt;</w:t>
+      </w:r>
+    </w:p>
+    <w:p>
+      <w:r>
+        <w:t>              &lt;/div&gt;</w:t>
+      </w:r>
+    </w:p>
+    <w:p>
+      <w:r>
+        <w:t>              &lt;h3 className="text-2xl font-bold text-gray-900 mb-2"&gt;</w:t>
+      </w:r>
+      <w:r>
+        <w:t>感謝您的訊息！</w:t>
+      </w:r>
+      <w:r>
+        <w:t>&lt;/h3&gt;</w:t>
+      </w:r>
+    </w:p>
+    <w:p>
+      <w:r>
+        <w:t>              &lt;p className="text-gray-600 mb-6"&gt;</w:t>
+      </w:r>
+    </w:p>
+    <w:p>
+      <w:r>
+        <w:t xml:space="preserve">                </w:t>
+      </w:r>
+      <w:r>
+        <w:t>謝謝您提交訊息，我們將盡快回復您</w:t>
+      </w:r>
+    </w:p>
+    <w:p>
+      <w:r>
+        <w:t>              &lt;/p&gt;</w:t>
+      </w:r>
+    </w:p>
+    <w:p>
+      <w:r>
+        <w:t>              &lt;button</w:t>
+      </w:r>
+    </w:p>
+    <w:p>
+      <w:r>
+        <w:t>                onClick={() =&gt; setShowSuccessModal(false)}</w:t>
+      </w:r>
+    </w:p>
+    <w:p>
+      <w:r>
+        <w:t>                className="bg-amber-600 hover:bg-amber-700 text-white px-8 py-3 rounded-lg font-semibold transition-colors duration-200"</w:t>
+      </w:r>
+    </w:p>
+    <w:p>
+      <w:r>
+        <w:t>              &gt;</w:t>
+      </w:r>
+    </w:p>
+    <w:p>
+      <w:r>
+        <w:t xml:space="preserve">                </w:t>
+      </w:r>
+      <w:r>
+        <w:t>關閉</w:t>
+      </w:r>
+    </w:p>
+    <w:p>
+      <w:r>
+        <w:t>              &lt;/button&gt;</w:t>
+      </w:r>
+    </w:p>
+    <w:p>
+      <w:r>
+        <w:t>            &lt;/div&gt;</w:t>
+      </w:r>
+    </w:p>
+    <w:p>
+      <w:r>
+        <w:t>          &lt;/div&gt;</w:t>
+      </w:r>
+    </w:p>
+    <w:p>
+      <w:r>
+        <w:t>        &lt;/div&gt;</w:t>
+      </w:r>
+    </w:p>
+    <w:p>
+      <w:r>
+        <w:t>      )}</w:t>
+      </w:r>
+    </w:p>
+    <w:p/>
+    <w:p/>
+    <w:p/>
+    <w:p>
+      <w:r>
+        <w:rPr>
+          <w:rFonts w:hint="eastAsia"/>
+        </w:rPr>
+        <w:t>提交到</w:t>
+      </w:r>
+      <w:r>
+        <w:rPr>
+          <w:rFonts w:hint="eastAsia"/>
+        </w:rPr>
+        <w:t>Netlify</w:t>
+      </w:r>
+      <w:r>
+        <w:rPr>
+          <w:rFonts w:hint="eastAsia"/>
+        </w:rPr>
+        <w:t>測試</w:t>
+      </w:r>
+    </w:p>
+    <w:p>
+      <w:r>
+        <w:lastRenderedPageBreak/>
+        <w:drawing>
+          <wp:inline distT="0" distB="0" distL="0" distR="0" wp14:anchorId="164FB886" wp14:editId="750F0B64">
+            <wp:extent cx="5271303" cy="2581425"/>
+            <wp:effectExtent l="0" t="0" r="5715" b="9525"/>
+            <wp:docPr id="1548116907" name="圖片 1"/>
+            <wp:cNvGraphicFramePr>
+              <a:graphicFrameLocks xmlns:a="http://schemas.openxmlformats.org/drawingml/2006/main" noChangeAspect="1"/>
+            </wp:cNvGraphicFramePr>
+            <a:graphic xmlns:a="http://schemas.openxmlformats.org/drawingml/2006/main">
+              <a:graphicData uri="http://schemas.openxmlformats.org/drawingml/2006/picture">
+                <pic:pic xmlns:pic="http://schemas.openxmlformats.org/drawingml/2006/picture">
+                  <pic:nvPicPr>
+                    <pic:cNvPr id="1548116907" name=""/>
+                    <pic:cNvPicPr/>
+                  </pic:nvPicPr>
+                  <pic:blipFill>
+                    <a:blip r:embed="rId14"/>
+                    <a:stretch>
+                      <a:fillRect/>
+                    </a:stretch>
+                  </pic:blipFill>
+                  <pic:spPr>
+                    <a:xfrm>
+                      <a:off x="0" y="0"/>
+                      <a:ext cx="5310336" cy="2600540"/>
+                    </a:xfrm>
+                    <a:prstGeom prst="rect">
+                      <a:avLst/>
+                    </a:prstGeom>
+                  </pic:spPr>
+                </pic:pic>
+              </a:graphicData>
+            </a:graphic>
+          </wp:inline>
+        </w:drawing>
+      </w:r>
+      <w:r>
+        <w:drawing>
+          <wp:inline distT="0" distB="0" distL="0" distR="0" wp14:anchorId="30ED15CC" wp14:editId="4EF2CEF6">
+            <wp:extent cx="5274310" cy="2688590"/>
+            <wp:effectExtent l="0" t="0" r="2540" b="0"/>
+            <wp:docPr id="116858723" name="圖片 1"/>
+            <wp:cNvGraphicFramePr>
+              <a:graphicFrameLocks xmlns:a="http://schemas.openxmlformats.org/drawingml/2006/main" noChangeAspect="1"/>
+            </wp:cNvGraphicFramePr>
+            <a:graphic xmlns:a="http://schemas.openxmlformats.org/drawingml/2006/main">
+              <a:graphicData uri="http://schemas.openxmlformats.org/drawingml/2006/picture">
+                <pic:pic xmlns:pic="http://schemas.openxmlformats.org/drawingml/2006/picture">
+                  <pic:nvPicPr>
+                    <pic:cNvPr id="116858723" name=""/>
+                    <pic:cNvPicPr/>
+                  </pic:nvPicPr>
+                  <pic:blipFill>
+                    <a:blip r:embed="rId15"/>
+                    <a:stretch>
+                      <a:fillRect/>
+                    </a:stretch>
+                  </pic:blipFill>
+                  <pic:spPr>
+                    <a:xfrm>
+                      <a:off x="0" y="0"/>
+                      <a:ext cx="5274310" cy="2688590"/>
+                    </a:xfrm>
+                    <a:prstGeom prst="rect">
+                      <a:avLst/>
+                    </a:prstGeom>
+                  </pic:spPr>
+                </pic:pic>
+              </a:graphicData>
+            </a:graphic>
+          </wp:inline>
+        </w:drawing>
+      </w:r>
+    </w:p>
+    <w:p>
+      <w:r>
+        <w:rPr>
+          <w:rFonts w:hint="eastAsia"/>
+        </w:rPr>
+        <w:t>測試成功</w:t>
+      </w:r>
+      <w:r>
+        <w:rPr>
+          <w:rFonts w:hint="eastAsia"/>
+        </w:rPr>
+        <w:t>:</w:t>
+      </w:r>
+    </w:p>
+    <w:p>
+      <w:pPr>
+        <w:rPr>
+          <w:rFonts w:hint="eastAsia"/>
+        </w:rPr>
+      </w:pPr>
+      <w:r>
+        <w:drawing>
+          <wp:inline distT="0" distB="0" distL="0" distR="0" wp14:anchorId="3D3B1771" wp14:editId="77217BBD">
+            <wp:extent cx="5274310" cy="509270"/>
+            <wp:effectExtent l="0" t="0" r="2540" b="5080"/>
+            <wp:docPr id="1800732770" name="圖片 1"/>
+            <wp:cNvGraphicFramePr>
+              <a:graphicFrameLocks xmlns:a="http://schemas.openxmlformats.org/drawingml/2006/main" noChangeAspect="1"/>
+            </wp:cNvGraphicFramePr>
+            <a:graphic xmlns:a="http://schemas.openxmlformats.org/drawingml/2006/main">
+              <a:graphicData uri="http://schemas.openxmlformats.org/drawingml/2006/picture">
+                <pic:pic xmlns:pic="http://schemas.openxmlformats.org/drawingml/2006/picture">
+                  <pic:nvPicPr>
+                    <pic:cNvPr id="1800732770" name=""/>
+                    <pic:cNvPicPr/>
+                  </pic:nvPicPr>
+                  <pic:blipFill>
+                    <a:blip r:embed="rId16"/>
+                    <a:stretch>
+                      <a:fillRect/>
+                    </a:stretch>
+                  </pic:blipFill>
+                  <pic:spPr>
+                    <a:xfrm>
+                      <a:off x="0" y="0"/>
+                      <a:ext cx="5274310" cy="509270"/>
+                    </a:xfrm>
+                    <a:prstGeom prst="rect">
+                      <a:avLst/>
+                    </a:prstGeom>
+                  </pic:spPr>
+                </pic:pic>
+              </a:graphicData>
+            </a:graphic>
+          </wp:inline>
+        </w:drawing>
+      </w:r>
+    </w:p>
+    <w:p/>
+    <w:p>
+      <w:pPr>
+        <w:rPr>
+          <w:rFonts w:hint="eastAsia"/>
+        </w:rPr>
+      </w:pPr>
     </w:p>
     <w:sectPr>
       <w:pgSz w:w="11906" w:h="16838"/>
